--- a/publish/hub/documentation/ust/UST-2026-08-20-04-escaner-de-verdad.docx
+++ b/publish/hub/documentation/ust/UST-2026-08-20-04-escaner-de-verdad.docx
@@ -45,7 +45,7 @@
           <w:szCs w:val="21"/>
           <w:rFonts w:ascii="Calibri" w:cs="Calibri" w:eastAsia="Calibri" w:hAnsi="Calibri"/>
         </w:rPr>
-        <w:t xml:space="preserve">ESTADO: PENDIENTE DE VALIDACIÓN — no se escribe código hasta el visto bueno fila a fila (regla UST, 18-ago).</w:t>
+        <w:t xml:space="preserve">ESTADO: CERRADA — validada por Juanjo (21-ago) · DoD: paseo de Pilar en dispositivo (24-ago, todos los pasos ✓). Desviaciones declaradas: el anillo agregado se escondía sin media (rematado en 0.22.7) y su causa raíz era un DELETE desnudo en servidor vs pg_safeupdate (lección r21, arreglado 24-ago); F1-canónico se implementó server-side sin OTA (UST-05 E1, mejora).</w:t>
       </w:r>
     </w:p>
     <w:p>
